--- a/Smart Attendance Management System - Abdullah.docx
+++ b/Smart Attendance Management System - Abdullah.docx
@@ -21,6 +21,8 @@
         </w:rPr>
         <w:t>Smart Attendance Management System - Project Proposal</w:t>
       </w:r>
+      <w:bookmarkStart w:id="0" w:name="_GoBack"/>
+      <w:bookmarkEnd w:id="0"/>
     </w:p>
     <w:p>
       <w:pPr>
@@ -44,6 +46,76 @@
         </w:rPr>
         <w:t>Group: Abdullah BSSE-B</w:t>
       </w:r>
+    </w:p>
+    <w:p>
+      <w:pPr>
+        <w:pBdr>
+          <w:bottom w:val="single" w:sz="6" w:space="1" w:color="auto"/>
+        </w:pBdr>
+        <w:jc w:val="center"/>
+        <w:rPr>
+          <w:rFonts w:ascii="Poppins Light" w:hAnsi="Poppins Light" w:cs="Poppins Light"/>
+          <w:color w:val="17365D" w:themeColor="text2" w:themeShade="BF"/>
+          <w:sz w:val="20"/>
+          <w:szCs w:val="36"/>
+        </w:rPr>
+      </w:pPr>
+      <w:r>
+        <w:rPr>
+          <w:rFonts w:ascii="Poppins Light" w:hAnsi="Poppins Light" w:cs="Poppins Light"/>
+          <w:color w:val="17365D" w:themeColor="text2" w:themeShade="BF"/>
+          <w:sz w:val="20"/>
+          <w:szCs w:val="36"/>
+        </w:rPr>
+        <w:t xml:space="preserve">Repo link: </w:t>
+      </w:r>
+      <w:hyperlink r:id="rId4" w:history="1">
+        <w:r>
+          <w:rPr>
+            <w:rStyle w:val="Hyperlink"/>
+            <w:rFonts w:ascii="Poppins Light" w:hAnsi="Poppins Light" w:cs="Poppins Light"/>
+            <w:sz w:val="20"/>
+            <w:szCs w:val="36"/>
+          </w:rPr>
+          <w:t>Git</w:t>
+        </w:r>
+        <w:r>
+          <w:rPr>
+            <w:rStyle w:val="Hyperlink"/>
+            <w:rFonts w:ascii="Poppins Light" w:hAnsi="Poppins Light" w:cs="Poppins Light"/>
+            <w:sz w:val="20"/>
+            <w:szCs w:val="36"/>
+          </w:rPr>
+          <w:t>H</w:t>
+        </w:r>
+        <w:r>
+          <w:rPr>
+            <w:rStyle w:val="Hyperlink"/>
+            <w:rFonts w:ascii="Poppins Light" w:hAnsi="Poppins Light" w:cs="Poppins Light"/>
+            <w:sz w:val="20"/>
+            <w:szCs w:val="36"/>
+          </w:rPr>
+          <w:t>ub Reposit</w:t>
+        </w:r>
+        <w:r>
+          <w:rPr>
+            <w:rStyle w:val="Hyperlink"/>
+            <w:rFonts w:ascii="Poppins Light" w:hAnsi="Poppins Light" w:cs="Poppins Light"/>
+            <w:sz w:val="20"/>
+            <w:szCs w:val="36"/>
+          </w:rPr>
+          <w:t>o</w:t>
+        </w:r>
+        <w:r>
+          <w:rPr>
+            <w:rStyle w:val="Hyperlink"/>
+            <w:rFonts w:ascii="Poppins Light" w:hAnsi="Poppins Light" w:cs="Poppins Light"/>
+            <w:sz w:val="20"/>
+            <w:szCs w:val="36"/>
+          </w:rPr>
+          <w:t>ry Link</w:t>
+        </w:r>
+      </w:hyperlink>
     </w:p>
     <w:p>
       <w:pPr>
@@ -435,29 +507,19 @@
           <w:color w:val="17365D" w:themeColor="text2" w:themeShade="BF"/>
           <w:sz w:val="24"/>
         </w:rPr>
-        <w:t>Milestone</w:t>
-      </w:r>
-      <w:bookmarkStart w:id="0" w:name="_GoBack"/>
-      <w:bookmarkEnd w:id="0"/>
-      <w:r>
+        <w:t>Milestone: Version 1.0: ERD Diagram</w:t>
+      </w:r>
+    </w:p>
+    <w:p>
+      <w:pPr>
         <w:rPr>
           <w:rFonts w:ascii="Poppins Light" w:hAnsi="Poppins Light" w:cs="Poppins Light"/>
-          <w:b/>
-          <w:color w:val="17365D" w:themeColor="text2" w:themeShade="BF"/>
-          <w:sz w:val="24"/>
-        </w:rPr>
-        <w:t>: Version 1.0: ERD Diagram</w:t>
-      </w:r>
-    </w:p>
-    <w:p>
-      <w:pPr>
+        </w:rPr>
+      </w:pPr>
+      <w:r>
         <w:rPr>
           <w:rFonts w:ascii="Poppins Light" w:hAnsi="Poppins Light" w:cs="Poppins Light"/>
-        </w:rPr>
-      </w:pPr>
-      <w:r>
-        <w:rPr>
-          <w:rFonts w:ascii="Poppins Light" w:hAnsi="Poppins Light" w:cs="Poppins Light"/>
+          <w:noProof/>
         </w:rPr>
         <w:drawing>
           <wp:inline distT="0" distB="0" distL="0" distR="0" wp14:anchorId="0B3352AC" wp14:editId="03FB17AF">
@@ -475,7 +537,7 @@
                     <pic:cNvPicPr/>
                   </pic:nvPicPr>
                   <pic:blipFill>
-                    <a:blip r:embed="rId4"/>
+                    <a:blip r:embed="rId5"/>
                     <a:stretch>
                       <a:fillRect/>
                     </a:stretch>
@@ -519,7 +581,6 @@
           <w:color w:val="17365D" w:themeColor="text2" w:themeShade="BF"/>
           <w:sz w:val="24"/>
         </w:rPr>
-        <w:lastRenderedPageBreak/>
         <w:t xml:space="preserve">Milestone: Version 1.0: </w:t>
       </w:r>
       <w:r>
@@ -1966,6 +2027,7 @@
           <w:sz w:val="21"/>
           <w:szCs w:val="21"/>
         </w:rPr>
+        <w:lastRenderedPageBreak/>
         <w:t>| Column | Type | Constraints | Description |</w:t>
       </w:r>
     </w:p>
@@ -2008,7 +2070,6 @@
           <w:sz w:val="21"/>
           <w:szCs w:val="21"/>
         </w:rPr>
-        <w:lastRenderedPageBreak/>
         <w:t xml:space="preserve">| </w:t>
       </w:r>
       <w:r>
@@ -3473,7 +3534,6 @@
           <w:sz w:val="21"/>
           <w:szCs w:val="21"/>
         </w:rPr>
-        <w:lastRenderedPageBreak/>
         <w:t>6. `timetable`</w:t>
       </w:r>
     </w:p>
@@ -5153,6 +5213,7 @@
           <w:sz w:val="21"/>
           <w:szCs w:val="21"/>
         </w:rPr>
+        <w:lastRenderedPageBreak/>
         <w:t>| Student ↔ Timetable | Many-to-Many (via attendance) |</w:t>
       </w:r>
     </w:p>
@@ -5188,7 +5249,6 @@
           <w:sz w:val="21"/>
           <w:szCs w:val="21"/>
         </w:rPr>
-        <w:lastRenderedPageBreak/>
         <w:t>🔑</w:t>
       </w:r>
       <w:r>
@@ -6305,6 +6365,41 @@
       </w:tblBorders>
     </w:tblPr>
   </w:style>
+  <w:style w:type="character" w:styleId="Hyperlink">
+    <w:name w:val="Hyperlink"/>
+    <w:basedOn w:val="DefaultParagraphFont"/>
+    <w:uiPriority w:val="99"/>
+    <w:unhideWhenUsed/>
+    <w:rsid w:val="00DA5945"/>
+    <w:rPr>
+      <w:color w:val="0000FF" w:themeColor="hyperlink"/>
+      <w:u w:val="single"/>
+    </w:rPr>
+  </w:style>
+  <w:style w:type="character" w:styleId="UnresolvedMention">
+    <w:name w:val="Unresolved Mention"/>
+    <w:basedOn w:val="DefaultParagraphFont"/>
+    <w:uiPriority w:val="99"/>
+    <w:semiHidden/>
+    <w:unhideWhenUsed/>
+    <w:rsid w:val="00DA5945"/>
+    <w:rPr>
+      <w:color w:val="605E5C"/>
+      <w:shd w:val="clear" w:color="auto" w:fill="E1DFDD"/>
+    </w:rPr>
+  </w:style>
+  <w:style w:type="character" w:styleId="FollowedHyperlink">
+    <w:name w:val="FollowedHyperlink"/>
+    <w:basedOn w:val="DefaultParagraphFont"/>
+    <w:uiPriority w:val="99"/>
+    <w:semiHidden/>
+    <w:unhideWhenUsed/>
+    <w:rsid w:val="00DA5945"/>
+    <w:rPr>
+      <w:color w:val="800080" w:themeColor="followedHyperlink"/>
+      <w:u w:val="single"/>
+    </w:rPr>
+  </w:style>
 </w:styles>
 </file>
 

--- a/Smart Attendance Management System - Abdullah.docx
+++ b/Smart Attendance Management System - Abdullah.docx
@@ -21,8 +21,6 @@
         </w:rPr>
         <w:t>Smart Attendance Management System - Project Proposal</w:t>
       </w:r>
-      <w:bookmarkStart w:id="0" w:name="_GoBack"/>
-      <w:bookmarkEnd w:id="0"/>
     </w:p>
     <w:p>
       <w:pPr>
@@ -95,25 +93,7 @@
             <w:sz w:val="20"/>
             <w:szCs w:val="36"/>
           </w:rPr>
-          <w:t>ub Reposit</w:t>
-        </w:r>
-        <w:r>
-          <w:rPr>
-            <w:rStyle w:val="Hyperlink"/>
-            <w:rFonts w:ascii="Poppins Light" w:hAnsi="Poppins Light" w:cs="Poppins Light"/>
-            <w:sz w:val="20"/>
-            <w:szCs w:val="36"/>
-          </w:rPr>
-          <w:t>o</w:t>
-        </w:r>
-        <w:r>
-          <w:rPr>
-            <w:rStyle w:val="Hyperlink"/>
-            <w:rFonts w:ascii="Poppins Light" w:hAnsi="Poppins Light" w:cs="Poppins Light"/>
-            <w:sz w:val="20"/>
-            <w:szCs w:val="36"/>
-          </w:rPr>
-          <w:t>ry Link</w:t>
+          <w:t>ub Repository Link</w:t>
         </w:r>
       </w:hyperlink>
     </w:p>
@@ -133,10 +113,10 @@
         <w:tblLook w:val="04A0" w:firstRow="1" w:lastRow="0" w:firstColumn="1" w:lastColumn="0" w:noHBand="0" w:noVBand="1"/>
       </w:tblPr>
       <w:tblGrid>
-        <w:gridCol w:w="2343"/>
-        <w:gridCol w:w="2332"/>
         <w:gridCol w:w="2340"/>
-        <w:gridCol w:w="2335"/>
+        <w:gridCol w:w="2328"/>
+        <w:gridCol w:w="2336"/>
+        <w:gridCol w:w="2346"/>
       </w:tblGrid>
       <w:tr>
         <w:trPr>
@@ -245,6 +225,7 @@
           </w:tcPr>
           <w:p>
             <w:pPr>
+              <w:jc w:val="center"/>
               <w:rPr>
                 <w:rFonts w:ascii="Poppins Light" w:hAnsi="Poppins Light" w:cs="Poppins Light"/>
               </w:rPr>
@@ -255,6 +236,18 @@
               </w:rPr>
               <w:t>ERD Diagram</w:t>
             </w:r>
+            <w:r>
+              <w:rPr>
+                <w:rFonts w:ascii="Poppins Light" w:hAnsi="Poppins Light" w:cs="Poppins Light"/>
+              </w:rPr>
+              <w:t xml:space="preserve">, </w:t>
+            </w:r>
+            <w:r>
+              <w:rPr>
+                <w:rFonts w:ascii="Poppins Light" w:hAnsi="Poppins Light" w:cs="Poppins Light"/>
+              </w:rPr>
+              <w:t>Schema</w:t>
+            </w:r>
           </w:p>
         </w:tc>
         <w:tc>
@@ -263,6 +256,7 @@
           </w:tcPr>
           <w:p>
             <w:pPr>
+              <w:jc w:val="center"/>
               <w:rPr>
                 <w:rFonts w:ascii="Poppins Light" w:hAnsi="Poppins Light" w:cs="Poppins Light"/>
               </w:rPr>
@@ -281,6 +275,7 @@
           </w:tcPr>
           <w:p>
             <w:pPr>
+              <w:jc w:val="center"/>
               <w:rPr>
                 <w:rFonts w:ascii="Poppins Light" w:hAnsi="Poppins Light" w:cs="Poppins Light"/>
               </w:rPr>
@@ -299,6 +294,7 @@
           </w:tcPr>
           <w:p>
             <w:pPr>
+              <w:jc w:val="center"/>
               <w:rPr>
                 <w:rFonts w:ascii="Poppins Light" w:hAnsi="Poppins Light" w:cs="Poppins Light"/>
               </w:rPr>
@@ -316,6 +312,7 @@
           </w:tcPr>
           <w:p>
             <w:pPr>
+              <w:jc w:val="center"/>
               <w:rPr>
                 <w:rFonts w:ascii="Poppins Light" w:hAnsi="Poppins Light" w:cs="Poppins Light"/>
               </w:rPr>
@@ -334,6 +331,7 @@
           </w:tcPr>
           <w:p>
             <w:pPr>
+              <w:jc w:val="center"/>
               <w:rPr>
                 <w:rFonts w:ascii="Poppins Light" w:hAnsi="Poppins Light" w:cs="Poppins Light"/>
               </w:rPr>
@@ -342,7 +340,7 @@
               <w:rPr>
                 <w:rFonts w:ascii="Poppins Light" w:hAnsi="Poppins Light" w:cs="Poppins Light"/>
               </w:rPr>
-              <w:t>1.0</w:t>
+              <w:t>1.1</w:t>
             </w:r>
           </w:p>
         </w:tc>
@@ -352,6 +350,7 @@
           </w:tcPr>
           <w:p>
             <w:pPr>
+              <w:jc w:val="center"/>
               <w:rPr>
                 <w:rFonts w:ascii="Poppins Light" w:hAnsi="Poppins Light" w:cs="Poppins Light"/>
               </w:rPr>
@@ -360,7 +359,7 @@
               <w:rPr>
                 <w:rFonts w:ascii="Poppins Light" w:hAnsi="Poppins Light" w:cs="Poppins Light"/>
               </w:rPr>
-              <w:t>26-04-2026</w:t>
+              <w:t>06-05-2026</w:t>
             </w:r>
           </w:p>
         </w:tc>
@@ -370,6 +369,70 @@
           </w:tcPr>
           <w:p>
             <w:pPr>
+              <w:jc w:val="center"/>
+              <w:rPr>
+                <w:rFonts w:ascii="Poppins Light" w:hAnsi="Poppins Light" w:cs="Poppins Light"/>
+              </w:rPr>
+            </w:pPr>
+            <w:r>
+              <w:rPr>
+                <w:rFonts w:ascii="Poppins Light" w:hAnsi="Poppins Light" w:cs="Poppins Light"/>
+              </w:rPr>
+              <w:t>Schema Description</w:t>
+            </w:r>
+          </w:p>
+        </w:tc>
+      </w:tr>
+      <w:tr>
+        <w:trPr>
+          <w:jc w:val="center"/>
+        </w:trPr>
+        <w:tc>
+          <w:tcPr>
+            <w:tcW w:w="2394" w:type="dxa"/>
+          </w:tcPr>
+          <w:p>
+            <w:pPr>
+              <w:jc w:val="center"/>
+              <w:rPr>
+                <w:rFonts w:ascii="Poppins Light" w:hAnsi="Poppins Light" w:cs="Poppins Light"/>
+              </w:rPr>
+            </w:pPr>
+          </w:p>
+        </w:tc>
+        <w:tc>
+          <w:tcPr>
+            <w:tcW w:w="2394" w:type="dxa"/>
+          </w:tcPr>
+          <w:p>
+            <w:pPr>
+              <w:jc w:val="center"/>
+              <w:rPr>
+                <w:rFonts w:ascii="Poppins Light" w:hAnsi="Poppins Light" w:cs="Poppins Light"/>
+              </w:rPr>
+            </w:pPr>
+          </w:p>
+        </w:tc>
+        <w:tc>
+          <w:tcPr>
+            <w:tcW w:w="2394" w:type="dxa"/>
+          </w:tcPr>
+          <w:p>
+            <w:pPr>
+              <w:jc w:val="center"/>
+              <w:rPr>
+                <w:rFonts w:ascii="Poppins Light" w:hAnsi="Poppins Light" w:cs="Poppins Light"/>
+              </w:rPr>
+            </w:pPr>
+          </w:p>
+        </w:tc>
+        <w:tc>
+          <w:tcPr>
+            <w:tcW w:w="2394" w:type="dxa"/>
+          </w:tcPr>
+          <w:p>
+            <w:pPr>
+              <w:jc w:val="center"/>
               <w:rPr>
                 <w:rFonts w:ascii="Poppins Light" w:hAnsi="Poppins Light" w:cs="Poppins Light"/>
               </w:rPr>
@@ -387,6 +450,7 @@
           </w:tcPr>
           <w:p>
             <w:pPr>
+              <w:jc w:val="center"/>
               <w:rPr>
                 <w:rFonts w:ascii="Poppins Light" w:hAnsi="Poppins Light" w:cs="Poppins Light"/>
               </w:rPr>
@@ -399,6 +463,7 @@
           </w:tcPr>
           <w:p>
             <w:pPr>
+              <w:jc w:val="center"/>
               <w:rPr>
                 <w:rFonts w:ascii="Poppins Light" w:hAnsi="Poppins Light" w:cs="Poppins Light"/>
               </w:rPr>
@@ -411,6 +476,7 @@
           </w:tcPr>
           <w:p>
             <w:pPr>
+              <w:jc w:val="center"/>
               <w:rPr>
                 <w:rFonts w:ascii="Poppins Light" w:hAnsi="Poppins Light" w:cs="Poppins Light"/>
               </w:rPr>
@@ -423,59 +489,7 @@
           </w:tcPr>
           <w:p>
             <w:pPr>
-              <w:rPr>
-                <w:rFonts w:ascii="Poppins Light" w:hAnsi="Poppins Light" w:cs="Poppins Light"/>
-              </w:rPr>
-            </w:pPr>
-          </w:p>
-        </w:tc>
-      </w:tr>
-      <w:tr>
-        <w:trPr>
-          <w:jc w:val="center"/>
-        </w:trPr>
-        <w:tc>
-          <w:tcPr>
-            <w:tcW w:w="2394" w:type="dxa"/>
-          </w:tcPr>
-          <w:p>
-            <w:pPr>
-              <w:rPr>
-                <w:rFonts w:ascii="Poppins Light" w:hAnsi="Poppins Light" w:cs="Poppins Light"/>
-              </w:rPr>
-            </w:pPr>
-          </w:p>
-        </w:tc>
-        <w:tc>
-          <w:tcPr>
-            <w:tcW w:w="2394" w:type="dxa"/>
-          </w:tcPr>
-          <w:p>
-            <w:pPr>
-              <w:rPr>
-                <w:rFonts w:ascii="Poppins Light" w:hAnsi="Poppins Light" w:cs="Poppins Light"/>
-              </w:rPr>
-            </w:pPr>
-          </w:p>
-        </w:tc>
-        <w:tc>
-          <w:tcPr>
-            <w:tcW w:w="2394" w:type="dxa"/>
-          </w:tcPr>
-          <w:p>
-            <w:pPr>
-              <w:rPr>
-                <w:rFonts w:ascii="Poppins Light" w:hAnsi="Poppins Light" w:cs="Poppins Light"/>
-              </w:rPr>
-            </w:pPr>
-          </w:p>
-        </w:tc>
-        <w:tc>
-          <w:tcPr>
-            <w:tcW w:w="2394" w:type="dxa"/>
-          </w:tcPr>
-          <w:p>
-            <w:pPr>
+              <w:jc w:val="center"/>
               <w:rPr>
                 <w:rFonts w:ascii="Poppins Light" w:hAnsi="Poppins Light" w:cs="Poppins Light"/>
               </w:rPr>
@@ -516,6 +530,7 @@
           <w:rFonts w:ascii="Poppins Light" w:hAnsi="Poppins Light" w:cs="Poppins Light"/>
         </w:rPr>
       </w:pPr>
+      <w:bookmarkStart w:id="0" w:name="_GoBack"/>
       <w:r>
         <w:rPr>
           <w:rFonts w:ascii="Poppins Light" w:hAnsi="Poppins Light" w:cs="Poppins Light"/>
@@ -523,8 +538,8 @@
         </w:rPr>
         <w:drawing>
           <wp:inline distT="0" distB="0" distL="0" distR="0" wp14:anchorId="0B3352AC" wp14:editId="03FB17AF">
-            <wp:extent cx="5943600" cy="3673475"/>
-            <wp:effectExtent l="0" t="0" r="0" b="3175"/>
+            <wp:extent cx="5444116" cy="3364766"/>
+            <wp:effectExtent l="0" t="0" r="4445" b="7620"/>
             <wp:docPr id="1" name="Picture 1"/>
             <wp:cNvGraphicFramePr>
               <a:graphicFrameLocks xmlns:a="http://schemas.openxmlformats.org/drawingml/2006/main" noChangeAspect="1"/>
@@ -545,7 +560,7 @@
                   <pic:spPr>
                     <a:xfrm>
                       <a:off x="0" y="0"/>
-                      <a:ext cx="5943600" cy="3673475"/>
+                      <a:ext cx="5444807" cy="3365193"/>
                     </a:xfrm>
                     <a:prstGeom prst="rect">
                       <a:avLst/>
@@ -557,6 +572,7 @@
           </wp:inline>
         </w:drawing>
       </w:r>
+      <w:bookmarkEnd w:id="0"/>
     </w:p>
     <w:p>
       <w:pPr>

--- a/Smart Attendance Management System - Abdullah.docx
+++ b/Smart Attendance Management System - Abdullah.docx
@@ -240,13 +240,7 @@
               <w:rPr>
                 <w:rFonts w:ascii="Poppins Light" w:hAnsi="Poppins Light" w:cs="Poppins Light"/>
               </w:rPr>
-              <w:t xml:space="preserve">, </w:t>
-            </w:r>
-            <w:r>
-              <w:rPr>
-                <w:rFonts w:ascii="Poppins Light" w:hAnsi="Poppins Light" w:cs="Poppins Light"/>
-              </w:rPr>
-              <w:t>Schema</w:t>
+              <w:t>, Schema</w:t>
             </w:r>
           </w:p>
         </w:tc>
@@ -359,7 +353,13 @@
               <w:rPr>
                 <w:rFonts w:ascii="Poppins Light" w:hAnsi="Poppins Light" w:cs="Poppins Light"/>
               </w:rPr>
-              <w:t>06-05-2026</w:t>
+              <w:t>15</w:t>
+            </w:r>
+            <w:r>
+              <w:rPr>
+                <w:rFonts w:ascii="Poppins Light" w:hAnsi="Poppins Light" w:cs="Poppins Light"/>
+              </w:rPr>
+              <w:t>-05-2026</w:t>
             </w:r>
           </w:p>
         </w:tc>
@@ -530,7 +530,6 @@
           <w:rFonts w:ascii="Poppins Light" w:hAnsi="Poppins Light" w:cs="Poppins Light"/>
         </w:rPr>
       </w:pPr>
-      <w:bookmarkStart w:id="0" w:name="_GoBack"/>
       <w:r>
         <w:rPr>
           <w:rFonts w:ascii="Poppins Light" w:hAnsi="Poppins Light" w:cs="Poppins Light"/>
@@ -572,7 +571,6 @@
           </wp:inline>
         </w:drawing>
       </w:r>
-      <w:bookmarkEnd w:id="0"/>
     </w:p>
     <w:p>
       <w:pPr>
@@ -1462,6 +1460,40 @@
     </w:p>
     <w:p>
       <w:pPr>
+        <w:rPr>
+          <w:rFonts w:ascii="Poppins Light" w:hAnsi="Poppins Light" w:cs="Poppins Light"/>
+        </w:rPr>
+      </w:pPr>
+      <w:r>
+        <w:rPr>
+          <w:rFonts w:ascii="Poppins Light" w:hAnsi="Poppins Light" w:cs="Poppins Light"/>
+        </w:rPr>
+        <w:t>The admins table is used to store information about the system administrators who manage the Smart Attendance Management System. This table is important because admins have full control over the platform, including managing users, monitoring attendance records, and maintaining system operations. It also handles secure login authentication through email and encrypted password storage, ensuring only authorized administrators can access administrative features.</w:t>
+      </w:r>
+    </w:p>
+    <w:p>
+      <w:pPr>
+        <w:rPr>
+          <w:rFonts w:ascii="Poppins Light" w:hAnsi="Poppins Light" w:cs="Poppins Light"/>
+        </w:rPr>
+      </w:pPr>
+    </w:p>
+    <w:p>
+      <w:pPr>
+        <w:rPr>
+          <w:rFonts w:ascii="Poppins Light" w:hAnsi="Poppins Light" w:cs="Poppins Light"/>
+        </w:rPr>
+      </w:pPr>
+    </w:p>
+    <w:p>
+      <w:pPr>
+        <w:rPr>
+          <w:rFonts w:ascii="Poppins Light" w:hAnsi="Poppins Light" w:cs="Poppins Light"/>
+        </w:rPr>
+      </w:pPr>
+    </w:p>
+    <w:p>
+      <w:pPr>
         <w:shd w:val="clear" w:color="auto" w:fill="121314"/>
         <w:spacing w:after="0" w:line="285" w:lineRule="atLeast"/>
         <w:rPr>
@@ -1480,6 +1512,7 @@
           <w:sz w:val="21"/>
           <w:szCs w:val="21"/>
         </w:rPr>
+        <w:lastRenderedPageBreak/>
         <w:t>2. `teachers`</w:t>
       </w:r>
     </w:p>
@@ -1982,6 +2015,26 @@
           <w:szCs w:val="21"/>
         </w:rPr>
       </w:pPr>
+    </w:p>
+    <w:p>
+      <w:pPr>
+        <w:rPr>
+          <w:rFonts w:ascii="Poppins Light" w:hAnsi="Poppins Light" w:cs="Poppins Light"/>
+        </w:rPr>
+      </w:pPr>
+    </w:p>
+    <w:p>
+      <w:pPr>
+        <w:rPr>
+          <w:rFonts w:ascii="Poppins Light" w:hAnsi="Poppins Light" w:cs="Poppins Light"/>
+        </w:rPr>
+      </w:pPr>
+      <w:r>
+        <w:rPr>
+          <w:rFonts w:ascii="Poppins Light" w:hAnsi="Poppins Light" w:cs="Poppins Light"/>
+        </w:rPr>
+        <w:t>The teachers table stores the records and login details of all teachers using the system. This table is important because teachers are responsible for managing courses, monitoring student attendance, and conducting classes. It connects teachers to their assigned courses and helps maintain organized academic management within the system. The table also ensures secure authentication using unique emails and hashed passwords.</w:t>
+      </w:r>
     </w:p>
     <w:p>
       <w:pPr>
@@ -2043,7 +2096,6 @@
           <w:sz w:val="21"/>
           <w:szCs w:val="21"/>
         </w:rPr>
-        <w:lastRenderedPageBreak/>
         <w:t>| Column | Type | Constraints | Description |</w:t>
       </w:r>
     </w:p>
@@ -2645,6 +2697,12 @@
           <w:rFonts w:ascii="Poppins Light" w:hAnsi="Poppins Light" w:cs="Poppins Light"/>
         </w:rPr>
       </w:pPr>
+      <w:r>
+        <w:rPr>
+          <w:rFonts w:ascii="Poppins Light" w:hAnsi="Poppins Light" w:cs="Poppins Light"/>
+        </w:rPr>
+        <w:t>The students table contains the personal and academic information of students enrolled in the institution. This table is essential because it identifies each student uniquely through roll numbers and stores login credentials for attendance marking and system access. It also keeps track of the student’s section and semester, which helps in organizing courses, attendance records, and enrollment data efficiently.</w:t>
+      </w:r>
     </w:p>
     <w:p>
       <w:pPr>
@@ -2666,6 +2724,7 @@
           <w:sz w:val="21"/>
           <w:szCs w:val="21"/>
         </w:rPr>
+        <w:lastRenderedPageBreak/>
         <w:t>4. `courses`</w:t>
       </w:r>
     </w:p>
@@ -3072,6 +3131,19 @@
           <w:rFonts w:ascii="Poppins Light" w:hAnsi="Poppins Light" w:cs="Poppins Light"/>
         </w:rPr>
       </w:pPr>
+      <w:r>
+        <w:rPr>
+          <w:rFonts w:ascii="Poppins Light" w:hAnsi="Poppins Light" w:cs="Poppins Light"/>
+        </w:rPr>
+        <w:t>The courses table stores all course-related information offered in the system. This table is important because it connects academic subjects with their assigned teachers and acts as the foundation for enrollments, timetables, and attendance records. Each course has its own unique identity, making it easier to manage class schedules and student participation in different subjects.</w:t>
+      </w:r>
+    </w:p>
+    <w:p>
+      <w:pPr>
+        <w:rPr>
+          <w:rFonts w:ascii="Poppins Light" w:hAnsi="Poppins Light" w:cs="Poppins Light"/>
+        </w:rPr>
+      </w:pPr>
     </w:p>
     <w:p>
       <w:pPr>
@@ -3522,6 +3594,12 @@
           <w:rFonts w:ascii="Poppins Light" w:hAnsi="Poppins Light" w:cs="Poppins Light"/>
         </w:rPr>
       </w:pPr>
+      <w:r>
+        <w:rPr>
+          <w:rFonts w:ascii="Poppins Light" w:hAnsi="Poppins Light" w:cs="Poppins Light"/>
+        </w:rPr>
+        <w:t>The enrollments table manages the relationship between students and courses. This table is very important because a student can enroll in multiple courses, and a course can contain multiple students. It resolves this many-to-many relationship by storing enrollment records separately. The table also prevents duplicate enrollments, ensuring data consistency and accurate course registration.</w:t>
+      </w:r>
     </w:p>
     <w:p>
       <w:pPr>
@@ -3550,6 +3628,7 @@
           <w:sz w:val="21"/>
           <w:szCs w:val="21"/>
         </w:rPr>
+        <w:lastRenderedPageBreak/>
         <w:t>6. `timetable`</w:t>
       </w:r>
     </w:p>
@@ -4188,6 +4267,26 @@
     </w:p>
     <w:p>
       <w:pPr>
+        <w:rPr>
+          <w:rFonts w:ascii="Poppins Light" w:hAnsi="Poppins Light" w:cs="Poppins Light"/>
+        </w:rPr>
+      </w:pPr>
+      <w:r>
+        <w:rPr>
+          <w:rFonts w:ascii="Poppins Light" w:hAnsi="Poppins Light" w:cs="Poppins Light"/>
+        </w:rPr>
+        <w:t>The timetable table stores the weekly schedule of classes for each course. This table is important because it defines when and where a class takes place, including the classroom GPS coordinates used for location-based attendance verification. It helps the system organize class timings, avoid scheduling conflicts, and validate whether students are physically present in the correct classroom during attendance marking.</w:t>
+      </w:r>
+    </w:p>
+    <w:p>
+      <w:pPr>
+        <w:rPr>
+          <w:rFonts w:ascii="Poppins Light" w:hAnsi="Poppins Light" w:cs="Poppins Light"/>
+        </w:rPr>
+      </w:pPr>
+    </w:p>
+    <w:p>
+      <w:pPr>
         <w:shd w:val="clear" w:color="auto" w:fill="121314"/>
         <w:spacing w:after="0" w:line="285" w:lineRule="atLeast"/>
         <w:rPr>
@@ -5105,6 +5204,22 @@
           <w:rFonts w:ascii="Poppins Light" w:hAnsi="Poppins Light" w:cs="Poppins Light"/>
         </w:rPr>
       </w:pPr>
+      <w:r>
+        <w:rPr>
+          <w:rFonts w:ascii="Poppins Light" w:hAnsi="Poppins Light" w:cs="Poppins Light"/>
+        </w:rPr>
+        <w:lastRenderedPageBreak/>
+        <w:t>The attendance table stores the actual attendance records of students for each class session. This is one of the most important tables in the system because it tracks student presence, absence, or lateness for every course and timetable slot. It also records GPS coordinates and validates whether the student marked attendance within the allowed classroom radius. The table ensures accurate attendance management and prevents duplicate attendance entries for the same class on the same date.</w:t>
+      </w:r>
+    </w:p>
+    <w:p>
+      <w:pPr>
+        <w:rPr>
+          <w:rFonts w:ascii="Poppins Light" w:hAnsi="Poppins Light" w:cs="Poppins Light"/>
+        </w:rPr>
+      </w:pPr>
+      <w:bookmarkStart w:id="0" w:name="_GoBack"/>
+      <w:bookmarkEnd w:id="0"/>
     </w:p>
     <w:p>
       <w:pPr>
@@ -5229,7 +5344,6 @@
           <w:sz w:val="21"/>
           <w:szCs w:val="21"/>
         </w:rPr>
-        <w:lastRenderedPageBreak/>
         <w:t>| Student ↔ Timetable | Many-to-Many (via attendance) |</w:t>
       </w:r>
     </w:p>

--- a/Smart Attendance Management System - Abdullah.docx
+++ b/Smart Attendance Management System - Abdullah.docx
@@ -113,10 +113,10 @@
         <w:tblLook w:val="04A0" w:firstRow="1" w:lastRow="0" w:firstColumn="1" w:lastColumn="0" w:noHBand="0" w:noVBand="1"/>
       </w:tblPr>
       <w:tblGrid>
-        <w:gridCol w:w="2340"/>
-        <w:gridCol w:w="2328"/>
-        <w:gridCol w:w="2336"/>
-        <w:gridCol w:w="2346"/>
+        <w:gridCol w:w="2356"/>
+        <w:gridCol w:w="2322"/>
+        <w:gridCol w:w="2331"/>
+        <w:gridCol w:w="2341"/>
       </w:tblGrid>
       <w:tr>
         <w:trPr>
@@ -398,6 +398,12 @@
                 <w:rFonts w:ascii="Poppins Light" w:hAnsi="Poppins Light" w:cs="Poppins Light"/>
               </w:rPr>
             </w:pPr>
+            <w:r>
+              <w:rPr>
+                <w:rFonts w:ascii="Poppins Light" w:hAnsi="Poppins Light" w:cs="Poppins Light"/>
+              </w:rPr>
+              <w:t>Normalization</w:t>
+            </w:r>
           </w:p>
         </w:tc>
         <w:tc>
@@ -411,6 +417,12 @@
                 <w:rFonts w:ascii="Poppins Light" w:hAnsi="Poppins Light" w:cs="Poppins Light"/>
               </w:rPr>
             </w:pPr>
+            <w:r>
+              <w:rPr>
+                <w:rFonts w:ascii="Poppins Light" w:hAnsi="Poppins Light" w:cs="Poppins Light"/>
+              </w:rPr>
+              <w:t>2.0</w:t>
+            </w:r>
           </w:p>
         </w:tc>
         <w:tc>
@@ -424,6 +436,12 @@
                 <w:rFonts w:ascii="Poppins Light" w:hAnsi="Poppins Light" w:cs="Poppins Light"/>
               </w:rPr>
             </w:pPr>
+            <w:r>
+              <w:rPr>
+                <w:rFonts w:ascii="Poppins Light" w:hAnsi="Poppins Light" w:cs="Poppins Light"/>
+              </w:rPr>
+              <w:t>16-05-2026</w:t>
+            </w:r>
           </w:p>
         </w:tc>
         <w:tc>
@@ -537,8 +555,8 @@
         </w:rPr>
         <w:drawing>
           <wp:inline distT="0" distB="0" distL="0" distR="0" wp14:anchorId="0B3352AC" wp14:editId="03FB17AF">
-            <wp:extent cx="5444116" cy="3364766"/>
-            <wp:effectExtent l="0" t="0" r="4445" b="7620"/>
+            <wp:extent cx="5149850" cy="3182893"/>
+            <wp:effectExtent l="0" t="0" r="0" b="0"/>
             <wp:docPr id="1" name="Picture 1"/>
             <wp:cNvGraphicFramePr>
               <a:graphicFrameLocks xmlns:a="http://schemas.openxmlformats.org/drawingml/2006/main" noChangeAspect="1"/>
@@ -559,7 +577,7 @@
                   <pic:spPr>
                     <a:xfrm>
                       <a:off x="0" y="0"/>
-                      <a:ext cx="5444807" cy="3365193"/>
+                      <a:ext cx="5152772" cy="3184699"/>
                     </a:xfrm>
                     <a:prstGeom prst="rect">
                       <a:avLst/>
@@ -5218,8 +5236,6 @@
           <w:rFonts w:ascii="Poppins Light" w:hAnsi="Poppins Light" w:cs="Poppins Light"/>
         </w:rPr>
       </w:pPr>
-      <w:bookmarkStart w:id="0" w:name="_GoBack"/>
-      <w:bookmarkEnd w:id="0"/>
     </w:p>
     <w:p>
       <w:pPr>
@@ -6024,22 +6040,130 @@
       <w:pPr>
         <w:rPr>
           <w:rFonts w:ascii="Poppins Light" w:hAnsi="Poppins Light" w:cs="Poppins Light"/>
-        </w:rPr>
-      </w:pPr>
-    </w:p>
-    <w:p>
-      <w:pPr>
+          <w:b/>
+          <w:color w:val="17365D" w:themeColor="text2" w:themeShade="BF"/>
+          <w:sz w:val="24"/>
+        </w:rPr>
+      </w:pPr>
+      <w:r>
         <w:rPr>
           <w:rFonts w:ascii="Poppins Light" w:hAnsi="Poppins Light" w:cs="Poppins Light"/>
-        </w:rPr>
-      </w:pPr>
-    </w:p>
-    <w:p>
-      <w:pPr>
+          <w:b/>
+          <w:color w:val="17365D" w:themeColor="text2" w:themeShade="BF"/>
+          <w:sz w:val="24"/>
+        </w:rPr>
+        <w:t>Milestone</w:t>
+      </w:r>
+      <w:r>
         <w:rPr>
           <w:rFonts w:ascii="Poppins Light" w:hAnsi="Poppins Light" w:cs="Poppins Light"/>
-        </w:rPr>
-      </w:pPr>
+          <w:b/>
+          <w:color w:val="17365D" w:themeColor="text2" w:themeShade="BF"/>
+          <w:sz w:val="24"/>
+        </w:rPr>
+        <w:t xml:space="preserve"> 2</w:t>
+      </w:r>
+      <w:r>
+        <w:rPr>
+          <w:rFonts w:ascii="Poppins Light" w:hAnsi="Poppins Light" w:cs="Poppins Light"/>
+          <w:b/>
+          <w:color w:val="17365D" w:themeColor="text2" w:themeShade="BF"/>
+          <w:sz w:val="24"/>
+        </w:rPr>
+        <w:t xml:space="preserve">: Version </w:t>
+      </w:r>
+      <w:r>
+        <w:rPr>
+          <w:rFonts w:ascii="Poppins Light" w:hAnsi="Poppins Light" w:cs="Poppins Light"/>
+          <w:b/>
+          <w:color w:val="17365D" w:themeColor="text2" w:themeShade="BF"/>
+          <w:sz w:val="24"/>
+        </w:rPr>
+        <w:t>2</w:t>
+      </w:r>
+      <w:r>
+        <w:rPr>
+          <w:rFonts w:ascii="Poppins Light" w:hAnsi="Poppins Light" w:cs="Poppins Light"/>
+          <w:b/>
+          <w:color w:val="17365D" w:themeColor="text2" w:themeShade="BF"/>
+          <w:sz w:val="24"/>
+        </w:rPr>
+        <w:t xml:space="preserve">.0: </w:t>
+      </w:r>
+      <w:r>
+        <w:rPr>
+          <w:rFonts w:ascii="Poppins Light" w:hAnsi="Poppins Light" w:cs="Poppins Light"/>
+          <w:b/>
+          <w:color w:val="17365D" w:themeColor="text2" w:themeShade="BF"/>
+          <w:sz w:val="24"/>
+        </w:rPr>
+        <w:t>Normalization</w:t>
+      </w:r>
+    </w:p>
+    <w:p>
+      <w:pPr>
+        <w:rPr>
+          <w:rFonts w:ascii="Poppins Light" w:hAnsi="Poppins Light" w:cs="Poppins Light"/>
+        </w:rPr>
+      </w:pPr>
+      <w:r>
+        <w:rPr>
+          <w:rFonts w:ascii="Poppins Light" w:hAnsi="Poppins Light" w:cs="Poppins Light"/>
+        </w:rPr>
+        <w:t xml:space="preserve">Check the </w:t>
+      </w:r>
+      <w:hyperlink r:id="rId6" w:history="1">
+        <w:r>
+          <w:rPr>
+            <w:rStyle w:val="Hyperlink"/>
+            <w:rFonts w:ascii="Poppins Light" w:hAnsi="Poppins Light" w:cs="Poppins Light"/>
+          </w:rPr>
+          <w:t>Normalization Document</w:t>
+        </w:r>
+      </w:hyperlink>
+      <w:r>
+        <w:rPr>
+          <w:rFonts w:ascii="Poppins Light" w:hAnsi="Poppins Light" w:cs="Poppins Light"/>
+        </w:rPr>
+        <w:t xml:space="preserve"> </w:t>
+      </w:r>
+      <w:r>
+        <w:rPr>
+          <w:rFonts w:ascii="Poppins Light" w:hAnsi="Poppins Light" w:cs="Poppins Light"/>
+        </w:rPr>
+        <w:t xml:space="preserve">-&gt; (Kindly click on this </w:t>
+      </w:r>
+      <w:hyperlink r:id="rId7" w:history="1">
+        <w:r>
+          <w:rPr>
+            <w:rStyle w:val="Hyperlink"/>
+            <w:rFonts w:ascii="Poppins Light" w:hAnsi="Poppins Light" w:cs="Poppins Light"/>
+          </w:rPr>
+          <w:t>hyper link</w:t>
+        </w:r>
+      </w:hyperlink>
+      <w:r>
+        <w:rPr>
+          <w:rFonts w:ascii="Poppins Light" w:hAnsi="Poppins Light" w:cs="Poppins Light"/>
+        </w:rPr>
+        <w:t xml:space="preserve">) </w:t>
+      </w:r>
+    </w:p>
+    <w:p>
+      <w:pPr>
+        <w:rPr>
+          <w:rFonts w:ascii="Poppins Light" w:hAnsi="Poppins Light" w:cs="Poppins Light"/>
+        </w:rPr>
+      </w:pPr>
+    </w:p>
+    <w:p>
+      <w:pPr>
+        <w:rPr>
+          <w:rFonts w:ascii="Poppins Light" w:hAnsi="Poppins Light" w:cs="Poppins Light"/>
+        </w:rPr>
+      </w:pPr>
+      <w:bookmarkStart w:id="0" w:name="_GoBack"/>
+      <w:bookmarkEnd w:id="0"/>
     </w:p>
     <w:sectPr>
       <w:pgSz w:w="12240" w:h="15840"/>
@@ -6448,6 +6572,7 @@
   <w:style w:type="paragraph" w:default="1" w:styleId="Normal">
     <w:name w:val="Normal"/>
     <w:qFormat/>
+    <w:rsid w:val="001A70BE"/>
   </w:style>
   <w:style w:type="character" w:default="1" w:styleId="DefaultParagraphFont">
     <w:name w:val="Default Paragraph Font"/>
